--- a/api/templates/File Note signing meeting (Clio).docx
+++ b/api/templates/File Note signing meeting (Clio).docx
@@ -18,23 +18,17 @@
         <w:t xml:space="preserve">Client name: </w:t>
       </w:r>
       <w:r>
-        <w:rPr>
-          <w:highlight w:val="yellow"/>
-        </w:rPr>
+        <w:rPr/>
         <w:t xml:space="preserve">&lt;&lt; </w:t>
       </w:r>
       <w:proofErr w:type="spellStart"/>
       <w:r>
-        <w:rPr>
-          <w:highlight w:val="yellow"/>
-        </w:rPr>
+        <w:rPr/>
         <w:t>Matter.Client.Name</w:t>
       </w:r>
       <w:proofErr w:type="spellEnd"/>
       <w:r>
-        <w:rPr>
-          <w:highlight w:val="yellow"/>
-        </w:rPr>
+        <w:rPr/>
         <w:t xml:space="preserve"> &gt;&gt;</w:t>
       </w:r>
     </w:p>
@@ -46,9 +40,7 @@
         <w:t xml:space="preserve">Meeting date: </w:t>
       </w:r>
       <w:r>
-        <w:rPr>
-          <w:highlight w:val="yellow"/>
-        </w:rPr>
+        <w:rPr/>
         <w:t>&lt;&lt; Date &gt;&gt;</w:t>
       </w:r>
     </w:p>
@@ -71,7 +63,6 @@
         <w:rPr>
           <w:rFonts w:eastAsiaTheme="minorEastAsia" w:cstheme="minorBidi"/>
           <w:color w:val="1E2635"/>
-          <w:highlight w:val="yellow"/>
         </w:rPr>
         <w:t xml:space="preserve">&lt;&lt; </w:t>
       </w:r>
@@ -80,7 +71,6 @@
         <w:rPr>
           <w:rFonts w:eastAsiaTheme="minorEastAsia" w:cstheme="minorBidi"/>
           <w:color w:val="1E2635"/>
-          <w:highlight w:val="yellow"/>
         </w:rPr>
         <w:t>Matter.CustomField.FinancialAdviserName</w:t>
       </w:r>
@@ -89,7 +79,6 @@
         <w:rPr>
           <w:rFonts w:eastAsiaTheme="minorEastAsia" w:cstheme="minorBidi"/>
           <w:color w:val="1E2635"/>
-          <w:highlight w:val="yellow"/>
         </w:rPr>
         <w:t xml:space="preserve"> &gt;&gt;</w:t>
       </w:r>
@@ -110,23 +99,17 @@
         <w:t xml:space="preserve">In attendance at the meeting was </w:t>
       </w:r>
       <w:r>
-        <w:rPr>
-          <w:highlight w:val="yellow"/>
-        </w:rPr>
+        <w:rPr/>
         <w:t xml:space="preserve">&lt;&lt; </w:t>
       </w:r>
       <w:proofErr w:type="spellStart"/>
       <w:r>
-        <w:rPr>
-          <w:highlight w:val="yellow"/>
-        </w:rPr>
+        <w:rPr/>
         <w:t>Matter.Client.Name</w:t>
       </w:r>
       <w:proofErr w:type="spellEnd"/>
       <w:r>
-        <w:rPr>
-          <w:highlight w:val="yellow"/>
-        </w:rPr>
+        <w:rPr/>
         <w:t xml:space="preserve"> &gt;&gt;</w:t>
       </w:r>
       <w:r>
@@ -136,7 +119,6 @@
         <w:rPr>
           <w:rFonts w:eastAsiaTheme="minorEastAsia"/>
           <w:color w:val="1E2635"/>
-          <w:highlight w:val="yellow"/>
         </w:rPr>
         <w:t xml:space="preserve">&lt;&lt; </w:t>
       </w:r>
@@ -145,7 +127,6 @@
         <w:rPr>
           <w:rFonts w:eastAsiaTheme="minorEastAsia"/>
           <w:color w:val="1E2635"/>
-          <w:highlight w:val="yellow"/>
         </w:rPr>
         <w:t>Matter.CustomField.FinancialAdviserName</w:t>
       </w:r>
@@ -154,7 +135,6 @@
         <w:rPr>
           <w:rFonts w:eastAsiaTheme="minorEastAsia"/>
           <w:color w:val="1E2635"/>
-          <w:highlight w:val="yellow"/>
         </w:rPr>
         <w:t xml:space="preserve"> &gt;&gt;</w:t>
       </w:r>
@@ -167,15 +147,11 @@
         <w:pStyle w:val="ListNumberLevel1"/>
       </w:pPr>
       <w:r>
-        <w:rPr>
-          <w:highlight w:val="cyan"/>
-        </w:rPr>
+        <w:rPr/>
         <w:t xml:space="preserve">[#if second witness required] </w:t>
       </w:r>
       <w:r>
-        <w:rPr>
-          <w:highlight w:val="yellow"/>
-        </w:rPr>
+        <w:rPr/>
         <w:t>#insert second witness name</w:t>
       </w:r>
       <w:r>
@@ -330,36 +306,26 @@
         <w:pStyle w:val="ListNumberLevel1"/>
       </w:pPr>
       <w:r>
-        <w:rPr>
-          <w:highlight w:val="cyan"/>
-        </w:rPr>
+        <w:rPr/>
         <w:fldChar w:fldCharType="begin"/>
       </w:r>
       <w:r>
-        <w:rPr>
-          <w:highlight w:val="cyan"/>
-        </w:rPr>
+        <w:rPr/>
         <w:instrText xml:space="preserve"> MERGEFIELD  "*IF {TEL_couple_or_individual} = \"Couple\" *"  \* MERGEFORMAT </w:instrText>
       </w:r>
       <w:r>
-        <w:rPr>
-          <w:highlight w:val="cyan"/>
-        </w:rPr>
+        <w:rPr/>
         <w:fldChar w:fldCharType="separate"/>
       </w:r>
       <w:r>
-        <w:rPr>
-          <w:highlight w:val="cyan"/>
-        </w:rPr>
+        <w:rPr/>
         <w:t>[#couple]</w:t>
       </w:r>
       <w:r>
         <w:t xml:space="preserve"> </w:t>
       </w:r>
       <w:r>
-        <w:rPr>
-          <w:highlight w:val="cyan"/>
-        </w:rPr>
+        <w:rPr/>
         <w:fldChar w:fldCharType="end"/>
       </w:r>
       <w:r>
@@ -1565,9 +1531,7 @@
         <w:pStyle w:val="ListNumberLevel1"/>
       </w:pPr>
       <w:r>
-        <w:rPr>
-          <w:highlight w:val="cyan"/>
-        </w:rPr>
+        <w:rPr/>
         <w:t>[#if using TTs]</w:t>
       </w:r>
       <w:r>
@@ -1582,9 +1546,7 @@
         <w:pStyle w:val="ListNumberLevel1"/>
       </w:pPr>
       <w:r>
-        <w:rPr>
-          <w:highlight w:val="cyan"/>
-        </w:rPr>
+        <w:rPr/>
         <w:t>[#if using TTs]</w:t>
       </w:r>
       <w:r>
@@ -1722,7 +1684,6 @@
       <w:r>
         <w:rPr>
           <w:noProof/>
-          <w:highlight w:val="cyan"/>
         </w:rPr>
         <w:t>[#minor children]</w:t>
       </w:r>
@@ -1742,21 +1703,15 @@
         <w:t>transfer control of any trusts to the children once they reached financial maturity, rather than hardwiring this change into the terms of the will.  We discussed that they could achieve greater certainty by hardwiring this into the will but they would prefer to maintain flexibility and empower their trusted financial controllers to follow the moral guidance in the letter of wishes.</w:t>
       </w:r>
       <w:r>
-        <w:rPr>
-          <w:highlight w:val="magenta"/>
-        </w:rPr>
+        <w:rPr/>
         <w:fldChar w:fldCharType="begin"/>
       </w:r>
       <w:r>
-        <w:rPr>
-          <w:highlight w:val="magenta"/>
-        </w:rPr>
+        <w:rPr/>
         <w:instrText xml:space="preserve"> MERGEFIELD  *ENDIF*  \* MERGEFORMAT </w:instrText>
       </w:r>
       <w:r>
-        <w:rPr>
-          <w:highlight w:val="magenta"/>
-        </w:rPr>
+        <w:rPr/>
         <w:fldChar w:fldCharType="end"/>
       </w:r>
     </w:p>
@@ -2074,9 +2029,7 @@
         <w:t xml:space="preserve"> were happy with the documents and signed and witnessed them in my presence and in the presence of </w:t>
       </w:r>
       <w:r>
-        <w:rPr>
-          <w:highlight w:val="yellow"/>
-        </w:rPr>
+        <w:rPr/>
         <w:t xml:space="preserve">#second witness. </w:t>
       </w:r>
       <w:r>
@@ -2351,33 +2304,23 @@
         <w:pStyle w:val="ListNumberLevel1"/>
       </w:pPr>
       <w:r>
-        <w:rPr>
-          <w:highlight w:val="cyan"/>
-        </w:rPr>
+        <w:rPr/>
         <w:fldChar w:fldCharType="begin"/>
       </w:r>
       <w:r>
-        <w:rPr>
-          <w:highlight w:val="cyan"/>
-        </w:rPr>
+        <w:rPr/>
         <w:instrText xml:space="preserve"> MERGEFIELD  "*IF {TEL_couple_or_individual} = \"Couple\" *"  \* MERGEFORMAT </w:instrText>
       </w:r>
       <w:r>
-        <w:rPr>
-          <w:highlight w:val="cyan"/>
-        </w:rPr>
+        <w:rPr/>
         <w:fldChar w:fldCharType="separate"/>
       </w:r>
       <w:r>
-        <w:rPr>
-          <w:highlight w:val="cyan"/>
-        </w:rPr>
+        <w:rPr/>
         <w:t>[#individual]</w:t>
       </w:r>
       <w:r>
-        <w:rPr>
-          <w:highlight w:val="cyan"/>
-        </w:rPr>
+        <w:rPr/>
         <w:fldChar w:fldCharType="end"/>
       </w:r>
       <w:r>
@@ -2389,36 +2332,26 @@
         <w:pStyle w:val="ListNumberLevel1"/>
       </w:pPr>
       <w:r>
-        <w:rPr>
-          <w:highlight w:val="cyan"/>
-        </w:rPr>
+        <w:rPr/>
         <w:fldChar w:fldCharType="begin"/>
       </w:r>
       <w:r>
-        <w:rPr>
-          <w:highlight w:val="cyan"/>
-        </w:rPr>
+        <w:rPr/>
         <w:instrText xml:space="preserve"> MERGEFIELD  "*IF {TEL_couple_or_individual} = \"Couple\" *"  \* MERGEFORMAT </w:instrText>
       </w:r>
       <w:r>
-        <w:rPr>
-          <w:highlight w:val="cyan"/>
-        </w:rPr>
+        <w:rPr/>
         <w:fldChar w:fldCharType="separate"/>
       </w:r>
       <w:r>
-        <w:rPr>
-          <w:highlight w:val="cyan"/>
-        </w:rPr>
+        <w:rPr/>
         <w:t>[#couple]</w:t>
       </w:r>
       <w:r>
         <w:t xml:space="preserve"> </w:t>
       </w:r>
       <w:r>
-        <w:rPr>
-          <w:highlight w:val="cyan"/>
-        </w:rPr>
+        <w:rPr/>
         <w:fldChar w:fldCharType="end"/>
       </w:r>
       <w:r>
@@ -2430,33 +2363,23 @@
         <w:pStyle w:val="ListNumberLevel1"/>
       </w:pPr>
       <w:r>
-        <w:rPr>
-          <w:highlight w:val="cyan"/>
-        </w:rPr>
+        <w:rPr/>
         <w:fldChar w:fldCharType="begin"/>
       </w:r>
       <w:r>
-        <w:rPr>
-          <w:highlight w:val="cyan"/>
-        </w:rPr>
+        <w:rPr/>
         <w:instrText xml:space="preserve"> MERGEFIELD  "*IF {TEL_couple_or_individual} = \"Couple\" *"  \* MERGEFORMAT </w:instrText>
       </w:r>
       <w:r>
-        <w:rPr>
-          <w:highlight w:val="cyan"/>
-        </w:rPr>
+        <w:rPr/>
         <w:fldChar w:fldCharType="separate"/>
       </w:r>
       <w:r>
-        <w:rPr>
-          <w:highlight w:val="cyan"/>
-        </w:rPr>
+        <w:rPr/>
         <w:t>[#individual]</w:t>
       </w:r>
       <w:r>
-        <w:rPr>
-          <w:highlight w:val="cyan"/>
-        </w:rPr>
+        <w:rPr/>
         <w:fldChar w:fldCharType="end"/>
       </w:r>
       <w:r>
@@ -2468,33 +2391,23 @@
         <w:pStyle w:val="ListNumberLevel1"/>
       </w:pPr>
       <w:r>
-        <w:rPr>
-          <w:highlight w:val="cyan"/>
-        </w:rPr>
+        <w:rPr/>
         <w:fldChar w:fldCharType="begin"/>
       </w:r>
       <w:r>
-        <w:rPr>
-          <w:highlight w:val="cyan"/>
-        </w:rPr>
+        <w:rPr/>
         <w:instrText xml:space="preserve"> MERGEFIELD  "*IF {TEL_couple_or_individual} = \"Couple\" *"  \* MERGEFORMAT </w:instrText>
       </w:r>
       <w:r>
-        <w:rPr>
-          <w:highlight w:val="cyan"/>
-        </w:rPr>
+        <w:rPr/>
         <w:fldChar w:fldCharType="separate"/>
       </w:r>
       <w:r>
-        <w:rPr>
-          <w:highlight w:val="cyan"/>
-        </w:rPr>
+        <w:rPr/>
         <w:t xml:space="preserve">[#couple] </w:t>
       </w:r>
       <w:r>
-        <w:rPr>
-          <w:highlight w:val="cyan"/>
-        </w:rPr>
+        <w:rPr/>
         <w:fldChar w:fldCharType="end"/>
       </w:r>
       <w:r>
